--- a/treasury-platform/docs/30-readiness/word/DOC-F12-lc-issuance-amendment-sequence.docx
+++ b/treasury-platform/docs/30-readiness/word/DOC-F12-lc-issuance-amendment-sequence.docx
@@ -21304,14 +21304,23 @@
             </w:pPr>
             <w:r>
               <w:rPr>
-                <w:rFonts w:ascii="Arial" w:cs="Arial" w:eastAsia="Arial" w:hAnsi="Arial"/>
-                <w:b w:val="false"/>
-                <w:bCs w:val="false"/>
-                <w:sz w:val="18"/>
-                <w:szCs w:val="18"/>
-                <w:rtl/>
-              </w:rPr>
-              <w:t xml:space="preserve">تؤجل JOB-LC-EXPIRY انتهاءه ما دام التعديل BANK_ISSUED وأُصدر قبل الانتهاء، وتنبّه TM يوميًا</w:t>
+                <w:rFonts w:ascii="Segoe UI Emoji" w:cs="Segoe UI Emoji" w:eastAsia="Segoe UI Emoji" w:hAnsi="Segoe UI Emoji"/>
+                <w:sz w:val="18"/>
+                <w:szCs w:val="18"/>
+                <w:rtl/>
+              </w:rPr>
+              <w:t xml:space="preserve">✅</w:t>
+            </w:r>
+            <w:r>
+              <w:rPr>
+                <w:rFonts w:ascii="Arial" w:cs="Arial" w:eastAsia="Arial" w:hAnsi="Arial"/>
+                <w:b w:val="false"/>
+                <w:bCs w:val="false"/>
+                <w:sz w:val="18"/>
+                <w:szCs w:val="18"/>
+                <w:rtl/>
+              </w:rPr>
+              <w:t xml:space="preserve"> معتمد من المالك (2026-10-12): تؤجل JOB-LC-EXPIRY انتهاءه ما دام التعديل BANK_ISSUED وأُصدر قبل الانتهاء، وتنبّه TM يوميًا</w:t>
             </w:r>
           </w:p>
         </w:tc>
@@ -21491,14 +21500,23 @@
             </w:pPr>
             <w:r>
               <w:rPr>
-                <w:rFonts w:ascii="Arial" w:cs="Arial" w:eastAsia="Arial" w:hAnsi="Arial"/>
-                <w:b w:val="false"/>
-                <w:bCs w:val="false"/>
-                <w:sz w:val="18"/>
-                <w:szCs w:val="18"/>
-                <w:rtl/>
-              </w:rPr>
-              <w:t xml:space="preserve">نعم لـ TM فقط، بتأكيد مكتوب من البنك مرفق وسبب</w:t>
+                <w:rFonts w:ascii="Segoe UI Emoji" w:cs="Segoe UI Emoji" w:eastAsia="Segoe UI Emoji" w:hAnsi="Segoe UI Emoji"/>
+                <w:sz w:val="18"/>
+                <w:szCs w:val="18"/>
+                <w:rtl/>
+              </w:rPr>
+              <w:t xml:space="preserve">✅</w:t>
+            </w:r>
+            <w:r>
+              <w:rPr>
+                <w:rFonts w:ascii="Arial" w:cs="Arial" w:eastAsia="Arial" w:hAnsi="Arial"/>
+                <w:b w:val="false"/>
+                <w:bCs w:val="false"/>
+                <w:sz w:val="18"/>
+                <w:szCs w:val="18"/>
+                <w:rtl/>
+              </w:rPr>
+              <w:t xml:space="preserve"> معتمد من المالك (2026-10-12): نعم لـ TM فقط، بتأكيد مكتوب من البنك مرفق وسبب</w:t>
             </w:r>
           </w:p>
         </w:tc>
@@ -21692,14 +21710,23 @@
             </w:pPr>
             <w:r>
               <w:rPr>
-                <w:rFonts w:ascii="Arial" w:cs="Arial" w:eastAsia="Arial" w:hAnsi="Arial"/>
-                <w:b w:val="false"/>
-                <w:bCs w:val="false"/>
-                <w:sz w:val="18"/>
-                <w:szCs w:val="18"/>
-                <w:rtl/>
-              </w:rPr>
-              <w:t xml:space="preserve">حارس الإغلاق V-LCI-09؛ وإلا يُرفض التطبيق حتى التسديد. عند القبول: CANCELLED و</w:t>
+                <w:rFonts w:ascii="Segoe UI Emoji" w:cs="Segoe UI Emoji" w:eastAsia="Segoe UI Emoji" w:hAnsi="Segoe UI Emoji"/>
+                <w:sz w:val="18"/>
+                <w:szCs w:val="18"/>
+                <w:rtl/>
+              </w:rPr>
+              <w:t xml:space="preserve">✅</w:t>
+            </w:r>
+            <w:r>
+              <w:rPr>
+                <w:rFonts w:ascii="Arial" w:cs="Arial" w:eastAsia="Arial" w:hAnsi="Arial"/>
+                <w:b w:val="false"/>
+                <w:bCs w:val="false"/>
+                <w:sz w:val="18"/>
+                <w:szCs w:val="18"/>
+                <w:rtl/>
+              </w:rPr>
+              <w:t xml:space="preserve"> معتمد من المالك (2026-10-12): حارس الإغلاق V-LCI-09؛ وإلا يُرفض التطبيق حتى التسديد. عند القبول: CANCELLED و</w:t>
             </w:r>
             <w:r>
               <w:rPr>
@@ -22106,14 +22133,23 @@
             </w:pPr>
             <w:r>
               <w:rPr>
-                <w:rFonts w:ascii="Arial" w:cs="Arial" w:eastAsia="Arial" w:hAnsi="Arial"/>
-                <w:b w:val="false"/>
-                <w:bCs w:val="false"/>
-                <w:sz w:val="18"/>
-                <w:szCs w:val="18"/>
-                <w:rtl/>
-              </w:rPr>
-              <w:t xml:space="preserve">الأول ACCEPTED يدويًا بملاحظة «تقديم مطابق»؛ والثاني REJECTED</w:t>
+                <w:rFonts w:ascii="Segoe UI Emoji" w:cs="Segoe UI Emoji" w:eastAsia="Segoe UI Emoji" w:hAnsi="Segoe UI Emoji"/>
+                <w:sz w:val="18"/>
+                <w:szCs w:val="18"/>
+                <w:rtl/>
+              </w:rPr>
+              <w:t xml:space="preserve">✅</w:t>
+            </w:r>
+            <w:r>
+              <w:rPr>
+                <w:rFonts w:ascii="Arial" w:cs="Arial" w:eastAsia="Arial" w:hAnsi="Arial"/>
+                <w:b w:val="false"/>
+                <w:bCs w:val="false"/>
+                <w:sz w:val="18"/>
+                <w:szCs w:val="18"/>
+                <w:rtl/>
+              </w:rPr>
+              <w:t xml:space="preserve"> معتمد من المالك (2026-10-12): الأول ACCEPTED يدويًا بملاحظة «تقديم مطابق»؛ والثاني REJECTED</w:t>
             </w:r>
           </w:p>
         </w:tc>
@@ -22306,14 +22342,23 @@
             </w:pPr>
             <w:r>
               <w:rPr>
-                <w:rFonts w:ascii="Arial" w:cs="Arial" w:eastAsia="Arial" w:hAnsi="Arial"/>
-                <w:b w:val="false"/>
-                <w:bCs w:val="false"/>
-                <w:sz w:val="18"/>
-                <w:szCs w:val="18"/>
-                <w:rtl/>
-              </w:rPr>
-              <w:t xml:space="preserve">§8.3: لا نسخ، والحكم من البصمة، ووسم confidential، وعمود Sensitivity في LcFieldDefinition</w:t>
+                <w:rFonts w:ascii="Segoe UI Emoji" w:cs="Segoe UI Emoji" w:eastAsia="Segoe UI Emoji" w:hAnsi="Segoe UI Emoji"/>
+                <w:sz w:val="18"/>
+                <w:szCs w:val="18"/>
+                <w:rtl/>
+              </w:rPr>
+              <w:t xml:space="preserve">✅</w:t>
+            </w:r>
+            <w:r>
+              <w:rPr>
+                <w:rFonts w:ascii="Arial" w:cs="Arial" w:eastAsia="Arial" w:hAnsi="Arial"/>
+                <w:b w:val="false"/>
+                <w:bCs w:val="false"/>
+                <w:sz w:val="18"/>
+                <w:szCs w:val="18"/>
+                <w:rtl/>
+              </w:rPr>
+              <w:t xml:space="preserve"> معتمد (O-15، ADR 0011): القيد والوسم منفّذان، والخدمة قبل S3. المقترح: §8.3: لا نسخ، والحكم من البصمة، ووسم confidential، وعمود Sensitivity في LcFieldDefinition</w:t>
             </w:r>
           </w:p>
         </w:tc>
@@ -22681,14 +22726,23 @@
             </w:pPr>
             <w:r>
               <w:rPr>
-                <w:rFonts w:ascii="Arial" w:cs="Arial" w:eastAsia="Arial" w:hAnsi="Arial"/>
-                <w:b w:val="false"/>
-                <w:bCs w:val="false"/>
-                <w:sz w:val="18"/>
-                <w:szCs w:val="18"/>
-                <w:rtl/>
-              </w:rPr>
-              <w:t xml:space="preserve">نعم، قيد CHECK لغير LegacyEntry، وتفحصه </w:t>
+                <w:rFonts w:ascii="Segoe UI Emoji" w:cs="Segoe UI Emoji" w:eastAsia="Segoe UI Emoji" w:hAnsi="Segoe UI Emoji"/>
+                <w:sz w:val="18"/>
+                <w:szCs w:val="18"/>
+                <w:rtl/>
+              </w:rPr>
+              <w:t xml:space="preserve">✅</w:t>
+            </w:r>
+            <w:r>
+              <w:rPr>
+                <w:rFonts w:ascii="Arial" w:cs="Arial" w:eastAsia="Arial" w:hAnsi="Arial"/>
+                <w:b w:val="false"/>
+                <w:bCs w:val="false"/>
+                <w:sz w:val="18"/>
+                <w:szCs w:val="18"/>
+                <w:rtl/>
+              </w:rPr>
+              <w:t xml:space="preserve"> منفّذ بقرار المالك (2026-10-13، ADR 0011): القيد لكل اعتماد مشتريات بلا استثناء للقديم. المقترح الأصلي: نعم، قيد CHECK لغير LegacyEntry، وتفحصه </w:t>
             </w:r>
             <w:r>
               <w:rPr>
@@ -22880,6 +22934,74 @@
               <w:bidi/>
               <w:spacing w:after="30" w:before="30" w:line="264"/>
             </w:pPr>
+            <w:r>
+              <w:rPr>
+                <w:rFonts w:ascii="Segoe UI Emoji" w:cs="Segoe UI Emoji" w:eastAsia="Segoe UI Emoji" w:hAnsi="Segoe UI Emoji"/>
+                <w:sz w:val="18"/>
+                <w:szCs w:val="18"/>
+                <w:rtl/>
+              </w:rPr>
+              <w:t xml:space="preserve">✅</w:t>
+            </w:r>
+            <w:r>
+              <w:rPr>
+                <w:rFonts w:ascii="Arial" w:cs="Arial" w:eastAsia="Arial" w:hAnsi="Arial"/>
+                <w:b w:val="false"/>
+                <w:bCs w:val="false"/>
+                <w:sz w:val="18"/>
+                <w:szCs w:val="18"/>
+                <w:rtl/>
+              </w:rPr>
+              <w:t xml:space="preserve"> منفّذ (ADR 0011، DR-26): حُذف </w:t>
+            </w:r>
+            <w:r>
+              <w:rPr>
+                <w:rFonts w:ascii="Courier New" w:cs="Courier New" w:eastAsia="Courier New" w:hAnsi="Courier New"/>
+                <w:b w:val="false"/>
+                <w:bCs w:val="false"/>
+                <w:color w:val="1F2937"/>
+                <w:sz w:val="16"/>
+                <w:szCs w:val="16"/>
+                <w:shd w:fill="F1F3F5" w:color="auto" w:val="clear"/>
+                <w:rtl/>
+              </w:rPr>
+              <w:t xml:space="preserve">‎SourceRefId‎</w:t>
+            </w:r>
+            <w:r>
+              <w:rPr>
+                <w:rFonts w:ascii="Arial" w:cs="Arial" w:eastAsia="Arial" w:hAnsi="Arial"/>
+                <w:b w:val="false"/>
+                <w:bCs w:val="false"/>
+                <w:sz w:val="18"/>
+                <w:szCs w:val="18"/>
+                <w:rtl/>
+              </w:rPr>
+              <w:t xml:space="preserve">، والرابط الوحيد </w:t>
+            </w:r>
+            <w:r>
+              <w:rPr>
+                <w:rFonts w:ascii="Courier New" w:cs="Courier New" w:eastAsia="Courier New" w:hAnsi="Courier New"/>
+                <w:b w:val="false"/>
+                <w:bCs w:val="false"/>
+                <w:color w:val="1F2937"/>
+                <w:sz w:val="16"/>
+                <w:szCs w:val="16"/>
+                <w:shd w:fill="F1F3F5" w:color="auto" w:val="clear"/>
+                <w:rtl/>
+              </w:rPr>
+              <w:t xml:space="preserve">‎LetterOfCredit.UtilizationId‎</w:t>
+            </w:r>
+            <w:r>
+              <w:rPr>
+                <w:rFonts w:ascii="Arial" w:cs="Arial" w:eastAsia="Arial" w:hAnsi="Arial"/>
+                <w:b w:val="false"/>
+                <w:bCs w:val="false"/>
+                <w:sz w:val="18"/>
+                <w:szCs w:val="18"/>
+                <w:rtl/>
+              </w:rPr>
+              <w:t xml:space="preserve"> المربوط بالتسهيل والشركة. المقترح: </w:t>
+            </w:r>
             <w:r>
               <w:rPr>
                 <w:rFonts w:ascii="Courier New" w:cs="Courier New" w:eastAsia="Courier New" w:hAnsi="Courier New"/>

--- a/treasury-platform/docs/30-readiness/word/DOC-F12-lc-issuance-amendment-sequence.docx
+++ b/treasury-platform/docs/30-readiness/word/DOC-F12-lc-issuance-amendment-sequence.docx
@@ -22358,7 +22358,79 @@
                 <w:szCs w:val="18"/>
                 <w:rtl/>
               </w:rPr>
-              <w:t xml:space="preserve"> معتمد (O-15، ADR 0011): القيد والوسم منفّذان، والخدمة قبل S3. المقترح: §8.3: لا نسخ، والحكم من البصمة، ووسم confidential، وعمود Sensitivity في LcFieldDefinition</w:t>
+              <w:t xml:space="preserve"> منفّذ (ADR 0011، 2026-10-13): عمود </w:t>
+            </w:r>
+            <w:r>
+              <w:rPr>
+                <w:rFonts w:ascii="Courier New" w:cs="Courier New" w:eastAsia="Courier New" w:hAnsi="Courier New"/>
+                <w:b w:val="false"/>
+                <w:bCs w:val="false"/>
+                <w:color w:val="1F2937"/>
+                <w:sz w:val="16"/>
+                <w:szCs w:val="16"/>
+                <w:shd w:fill="F1F3F5" w:color="auto" w:val="clear"/>
+                <w:rtl/>
+              </w:rPr>
+              <w:t xml:space="preserve">‎Sensitivity‎</w:t>
+            </w:r>
+            <w:r>
+              <w:rPr>
+                <w:rFonts w:ascii="Arial" w:cs="Arial" w:eastAsia="Arial" w:hAnsi="Arial"/>
+                <w:b w:val="false"/>
+                <w:bCs w:val="false"/>
+                <w:sz w:val="18"/>
+                <w:szCs w:val="18"/>
+                <w:rtl/>
+              </w:rPr>
+              <w:t xml:space="preserve"> في </w:t>
+            </w:r>
+            <w:r>
+              <w:rPr>
+                <w:rFonts w:ascii="Courier New" w:cs="Courier New" w:eastAsia="Courier New" w:hAnsi="Courier New"/>
+                <w:b w:val="false"/>
+                <w:bCs w:val="false"/>
+                <w:color w:val="1F2937"/>
+                <w:sz w:val="16"/>
+                <w:szCs w:val="16"/>
+                <w:shd w:fill="F1F3F5" w:color="auto" w:val="clear"/>
+                <w:rtl/>
+              </w:rPr>
+              <w:t xml:space="preserve">‎lc.LcFieldDefinition‎</w:t>
+            </w:r>
+            <w:r>
+              <w:rPr>
+                <w:rFonts w:ascii="Arial" w:cs="Arial" w:eastAsia="Arial" w:hAnsi="Arial"/>
+                <w:b w:val="false"/>
+                <w:bCs w:val="false"/>
+                <w:sz w:val="18"/>
+                <w:szCs w:val="18"/>
+                <w:rtl/>
+              </w:rPr>
+              <w:t xml:space="preserve"> وIBAN مقيّد دائمًا؛ قادحان يمنعان قيمة الحقل المقيّد في سطر المقارنة وفي ChangedFieldsJson إلا العلامة "CHANGED" (50058)؛ والدالة </w:t>
+            </w:r>
+            <w:r>
+              <w:rPr>
+                <w:rFonts w:ascii="Courier New" w:cs="Courier New" w:eastAsia="Courier New" w:hAnsi="Courier New"/>
+                <w:b w:val="false"/>
+                <w:bCs w:val="false"/>
+                <w:color w:val="1F2937"/>
+                <w:sz w:val="16"/>
+                <w:szCs w:val="16"/>
+                <w:shd w:fill="F1F3F5" w:color="auto" w:val="clear"/>
+                <w:rtl/>
+              </w:rPr>
+              <w:t xml:space="preserve">‎lc.BeneficiaryIbanChange‎</w:t>
+            </w:r>
+            <w:r>
+              <w:rPr>
+                <w:rFonts w:ascii="Arial" w:cs="Arial" w:eastAsia="Arial" w:hAnsi="Arial"/>
+                <w:b w:val="false"/>
+                <w:bCs w:val="false"/>
+                <w:sz w:val="18"/>
+                <w:szCs w:val="18"/>
+                <w:rtl/>
+              </w:rPr>
+              <w:t xml:space="preserve"> تحكم من البصمة أو تقول إن المفتاحين مختلفان (RF33). الأصل: القيد والوسم منفّذان، والخدمة قبل S3. المقترح: §8.3: لا نسخ، والحكم من البصمة، ووسم confidential، وعمود Sensitivity في LcFieldDefinition</w:t>
             </w:r>
           </w:p>
         </w:tc>

--- a/treasury-platform/docs/30-readiness/word/DOC-F12-lc-issuance-amendment-sequence.docx
+++ b/treasury-platform/docs/30-readiness/word/DOC-F12-lc-issuance-amendment-sequence.docx
@@ -22358,7 +22358,7 @@
                 <w:szCs w:val="18"/>
                 <w:rtl/>
               </w:rPr>
-              <w:t xml:space="preserve"> منفّذ (ADR 0011، 2026-10-13): عمود </w:t>
+              <w:t xml:space="preserve"> منفّذ (ADR 0011، 2026-10-13)، واعتمد المالك خيار العمود (2026-10-14): عمود </w:t>
             </w:r>
             <w:r>
               <w:rPr>

--- a/treasury-platform/docs/30-readiness/word/DOC-F12-lc-issuance-amendment-sequence.docx
+++ b/treasury-platform/docs/30-readiness/word/DOC-F12-lc-issuance-amendment-sequence.docx
@@ -13082,7 +13082,99 @@
                 <w:szCs w:val="18"/>
                 <w:rtl/>
               </w:rPr>
-              <w:t xml:space="preserve"> مع سبب ومرفق (DQ-F12-7)</w:t>
+              <w:t xml:space="preserve"> مع سبب ومرفق (DQ-F12-7)؛ </w:t>
+            </w:r>
+            <w:r>
+              <w:rPr>
+                <w:rFonts w:ascii="Segoe UI Emoji" w:cs="Segoe UI Emoji" w:eastAsia="Segoe UI Emoji" w:hAnsi="Segoe UI Emoji"/>
+                <w:sz w:val="18"/>
+                <w:szCs w:val="18"/>
+                <w:rtl/>
+              </w:rPr>
+              <w:t xml:space="preserve">✅</w:t>
+            </w:r>
+            <w:r>
+              <w:rPr>
+                <w:rFonts w:ascii="Arial" w:cs="Arial" w:eastAsia="Arial" w:hAnsi="Arial"/>
+                <w:b w:val="false"/>
+                <w:bCs w:val="false"/>
+                <w:sz w:val="18"/>
+                <w:szCs w:val="18"/>
+                <w:rtl/>
+              </w:rPr>
+              <w:t xml:space="preserve"> تفرضه القاعدة: </w:t>
+            </w:r>
+            <w:r>
+              <w:rPr>
+                <w:rFonts w:ascii="Courier New" w:cs="Courier New" w:eastAsia="Courier New" w:hAnsi="Courier New"/>
+                <w:b w:val="false"/>
+                <w:bCs w:val="false"/>
+                <w:color w:val="1F2937"/>
+                <w:sz w:val="16"/>
+                <w:szCs w:val="16"/>
+                <w:shd w:fill="F1F3F5" w:color="auto" w:val="clear"/>
+                <w:rtl/>
+              </w:rPr>
+              <w:t xml:space="preserve">‎WithdrawalDocumentId‎</w:t>
+            </w:r>
+            <w:r>
+              <w:rPr>
+                <w:rFonts w:ascii="Arial" w:cs="Arial" w:eastAsia="Arial" w:hAnsi="Arial"/>
+                <w:b w:val="false"/>
+                <w:bCs w:val="false"/>
+                <w:sz w:val="18"/>
+                <w:szCs w:val="18"/>
+                <w:rtl/>
+              </w:rPr>
+              <w:t xml:space="preserve"> و</w:t>
+            </w:r>
+            <w:r>
+              <w:rPr>
+                <w:rFonts w:ascii="Courier New" w:cs="Courier New" w:eastAsia="Courier New" w:hAnsi="Courier New"/>
+                <w:b w:val="false"/>
+                <w:bCs w:val="false"/>
+                <w:color w:val="1F2937"/>
+                <w:sz w:val="16"/>
+                <w:szCs w:val="16"/>
+                <w:shd w:fill="F1F3F5" w:color="auto" w:val="clear"/>
+                <w:rtl/>
+              </w:rPr>
+              <w:t xml:space="preserve">‎Reason‎</w:t>
+            </w:r>
+            <w:r>
+              <w:rPr>
+                <w:rFonts w:ascii="Arial" w:cs="Arial" w:eastAsia="Arial" w:hAnsi="Arial"/>
+                <w:b w:val="false"/>
+                <w:bCs w:val="false"/>
+                <w:sz w:val="18"/>
+                <w:szCs w:val="18"/>
+                <w:rtl/>
+              </w:rPr>
+              <w:t xml:space="preserve"> إلزاميان لسحب تعديل له </w:t>
+            </w:r>
+            <w:r>
+              <w:rPr>
+                <w:rFonts w:ascii="Courier New" w:cs="Courier New" w:eastAsia="Courier New" w:hAnsi="Courier New"/>
+                <w:b w:val="false"/>
+                <w:bCs w:val="false"/>
+                <w:color w:val="1F2937"/>
+                <w:sz w:val="16"/>
+                <w:szCs w:val="16"/>
+                <w:shd w:fill="F1F3F5" w:color="auto" w:val="clear"/>
+                <w:rtl/>
+              </w:rPr>
+              <w:t xml:space="preserve">‎BankIssuedOn‎</w:t>
+            </w:r>
+            <w:r>
+              <w:rPr>
+                <w:rFonts w:ascii="Arial" w:cs="Arial" w:eastAsia="Arial" w:hAnsi="Arial"/>
+                <w:b w:val="false"/>
+                <w:bCs w:val="false"/>
+                <w:sz w:val="18"/>
+                <w:szCs w:val="18"/>
+                <w:rtl/>
+              </w:rPr>
+              <w:t xml:space="preserve"> (B7e)</w:t>
             </w:r>
           </w:p>
         </w:tc>
@@ -19941,11 +20033,11 @@
         </w:tblBorders>
       </w:tblPr>
       <w:tblGrid>
-        <w:gridCol w:w="984"/>
-        <w:gridCol w:w="2774"/>
-        <w:gridCol w:w="3095"/>
-        <w:gridCol w:w="984"/>
-        <w:gridCol w:w="2027"/>
+        <w:gridCol w:w="971"/>
+        <w:gridCol w:w="2542"/>
+        <w:gridCol w:w="3523"/>
+        <w:gridCol w:w="971"/>
+        <w:gridCol w:w="1857"/>
       </w:tblGrid>
       <w:tr>
         <w:trPr>
@@ -19954,7 +20046,7 @@
         </w:trPr>
         <w:tc>
           <w:tcPr>
-            <w:tcW w:type="dxa" w:w="984"/>
+            <w:tcW w:type="dxa" w:w="971"/>
             <w:tcBorders>
               <w:top w:val="single" w:color="BFC9D6" w:sz="4"/>
               <w:left w:val="single" w:color="BFC9D6" w:sz="4"/>
@@ -19992,7 +20084,7 @@
         </w:tc>
         <w:tc>
           <w:tcPr>
-            <w:tcW w:type="dxa" w:w="2774"/>
+            <w:tcW w:type="dxa" w:w="2542"/>
             <w:tcBorders>
               <w:top w:val="single" w:color="BFC9D6" w:sz="4"/>
               <w:left w:val="single" w:color="BFC9D6" w:sz="4"/>
@@ -20030,7 +20122,7 @@
         </w:tc>
         <w:tc>
           <w:tcPr>
-            <w:tcW w:type="dxa" w:w="3095"/>
+            <w:tcW w:type="dxa" w:w="3523"/>
             <w:tcBorders>
               <w:top w:val="single" w:color="BFC9D6" w:sz="4"/>
               <w:left w:val="single" w:color="BFC9D6" w:sz="4"/>
@@ -20068,7 +20160,7 @@
         </w:tc>
         <w:tc>
           <w:tcPr>
-            <w:tcW w:type="dxa" w:w="984"/>
+            <w:tcW w:type="dxa" w:w="971"/>
             <w:tcBorders>
               <w:top w:val="single" w:color="BFC9D6" w:sz="4"/>
               <w:left w:val="single" w:color="BFC9D6" w:sz="4"/>
@@ -20106,7 +20198,7 @@
         </w:tc>
         <w:tc>
           <w:tcPr>
-            <w:tcW w:type="dxa" w:w="2027"/>
+            <w:tcW w:type="dxa" w:w="1857"/>
             <w:tcBorders>
               <w:top w:val="single" w:color="BFC9D6" w:sz="4"/>
               <w:left w:val="single" w:color="BFC9D6" w:sz="4"/>
@@ -20149,7 +20241,7 @@
         </w:trPr>
         <w:tc>
           <w:tcPr>
-            <w:tcW w:type="dxa" w:w="984"/>
+            <w:tcW w:type="dxa" w:w="971"/>
             <w:tcBorders>
               <w:top w:val="single" w:color="BFC9D6" w:sz="4"/>
               <w:left w:val="single" w:color="BFC9D6" w:sz="4"/>
@@ -20185,7 +20277,7 @@
         </w:tc>
         <w:tc>
           <w:tcPr>
-            <w:tcW w:type="dxa" w:w="2774"/>
+            <w:tcW w:type="dxa" w:w="2542"/>
             <w:tcBorders>
               <w:top w:val="single" w:color="BFC9D6" w:sz="4"/>
               <w:left w:val="single" w:color="BFC9D6" w:sz="4"/>
@@ -20245,7 +20337,7 @@
         </w:tc>
         <w:tc>
           <w:tcPr>
-            <w:tcW w:type="dxa" w:w="3095"/>
+            <w:tcW w:type="dxa" w:w="3523"/>
             <w:tcBorders>
               <w:top w:val="single" w:color="BFC9D6" w:sz="4"/>
               <w:left w:val="single" w:color="BFC9D6" w:sz="4"/>
@@ -20294,7 +20386,7 @@
         </w:tc>
         <w:tc>
           <w:tcPr>
-            <w:tcW w:type="dxa" w:w="984"/>
+            <w:tcW w:type="dxa" w:w="971"/>
             <w:tcBorders>
               <w:top w:val="single" w:color="BFC9D6" w:sz="4"/>
               <w:left w:val="single" w:color="BFC9D6" w:sz="4"/>
@@ -20330,7 +20422,7 @@
         </w:tc>
         <w:tc>
           <w:tcPr>
-            <w:tcW w:type="dxa" w:w="2027"/>
+            <w:tcW w:type="dxa" w:w="1857"/>
             <w:tcBorders>
               <w:top w:val="single" w:color="BFC9D6" w:sz="4"/>
               <w:left w:val="single" w:color="BFC9D6" w:sz="4"/>
@@ -20371,7 +20463,7 @@
         </w:trPr>
         <w:tc>
           <w:tcPr>
-            <w:tcW w:type="dxa" w:w="984"/>
+            <w:tcW w:type="dxa" w:w="971"/>
             <w:tcBorders>
               <w:top w:val="single" w:color="BFC9D6" w:sz="4"/>
               <w:left w:val="single" w:color="BFC9D6" w:sz="4"/>
@@ -20408,7 +20500,7 @@
         </w:tc>
         <w:tc>
           <w:tcPr>
-            <w:tcW w:type="dxa" w:w="2774"/>
+            <w:tcW w:type="dxa" w:w="2542"/>
             <w:tcBorders>
               <w:top w:val="single" w:color="BFC9D6" w:sz="4"/>
               <w:left w:val="single" w:color="BFC9D6" w:sz="4"/>
@@ -20445,7 +20537,7 @@
         </w:tc>
         <w:tc>
           <w:tcPr>
-            <w:tcW w:type="dxa" w:w="3095"/>
+            <w:tcW w:type="dxa" w:w="3523"/>
             <w:tcBorders>
               <w:top w:val="single" w:color="BFC9D6" w:sz="4"/>
               <w:left w:val="single" w:color="BFC9D6" w:sz="4"/>
@@ -20495,7 +20587,7 @@
         </w:tc>
         <w:tc>
           <w:tcPr>
-            <w:tcW w:type="dxa" w:w="984"/>
+            <w:tcW w:type="dxa" w:w="971"/>
             <w:tcBorders>
               <w:top w:val="single" w:color="BFC9D6" w:sz="4"/>
               <w:left w:val="single" w:color="BFC9D6" w:sz="4"/>
@@ -20532,7 +20624,7 @@
         </w:tc>
         <w:tc>
           <w:tcPr>
-            <w:tcW w:type="dxa" w:w="2027"/>
+            <w:tcW w:type="dxa" w:w="1857"/>
             <w:tcBorders>
               <w:top w:val="single" w:color="BFC9D6" w:sz="4"/>
               <w:left w:val="single" w:color="BFC9D6" w:sz="4"/>
@@ -20574,7 +20666,7 @@
         </w:trPr>
         <w:tc>
           <w:tcPr>
-            <w:tcW w:type="dxa" w:w="984"/>
+            <w:tcW w:type="dxa" w:w="971"/>
             <w:tcBorders>
               <w:top w:val="single" w:color="BFC9D6" w:sz="4"/>
               <w:left w:val="single" w:color="BFC9D6" w:sz="4"/>
@@ -20610,7 +20702,7 @@
         </w:tc>
         <w:tc>
           <w:tcPr>
-            <w:tcW w:type="dxa" w:w="2774"/>
+            <w:tcW w:type="dxa" w:w="2542"/>
             <w:tcBorders>
               <w:top w:val="single" w:color="BFC9D6" w:sz="4"/>
               <w:left w:val="single" w:color="BFC9D6" w:sz="4"/>
@@ -20646,7 +20738,7 @@
         </w:tc>
         <w:tc>
           <w:tcPr>
-            <w:tcW w:type="dxa" w:w="3095"/>
+            <w:tcW w:type="dxa" w:w="3523"/>
             <w:tcBorders>
               <w:top w:val="single" w:color="BFC9D6" w:sz="4"/>
               <w:left w:val="single" w:color="BFC9D6" w:sz="4"/>
@@ -20706,7 +20798,7 @@
         </w:tc>
         <w:tc>
           <w:tcPr>
-            <w:tcW w:type="dxa" w:w="984"/>
+            <w:tcW w:type="dxa" w:w="971"/>
             <w:tcBorders>
               <w:top w:val="single" w:color="BFC9D6" w:sz="4"/>
               <w:left w:val="single" w:color="BFC9D6" w:sz="4"/>
@@ -20742,7 +20834,7 @@
         </w:tc>
         <w:tc>
           <w:tcPr>
-            <w:tcW w:type="dxa" w:w="2027"/>
+            <w:tcW w:type="dxa" w:w="1857"/>
             <w:tcBorders>
               <w:top w:val="single" w:color="BFC9D6" w:sz="4"/>
               <w:left w:val="single" w:color="BFC9D6" w:sz="4"/>
@@ -20783,7 +20875,7 @@
         </w:trPr>
         <w:tc>
           <w:tcPr>
-            <w:tcW w:type="dxa" w:w="984"/>
+            <w:tcW w:type="dxa" w:w="971"/>
             <w:tcBorders>
               <w:top w:val="single" w:color="BFC9D6" w:sz="4"/>
               <w:left w:val="single" w:color="BFC9D6" w:sz="4"/>
@@ -20820,7 +20912,7 @@
         </w:tc>
         <w:tc>
           <w:tcPr>
-            <w:tcW w:type="dxa" w:w="2774"/>
+            <w:tcW w:type="dxa" w:w="2542"/>
             <w:tcBorders>
               <w:top w:val="single" w:color="BFC9D6" w:sz="4"/>
               <w:left w:val="single" w:color="BFC9D6" w:sz="4"/>
@@ -20857,7 +20949,7 @@
         </w:tc>
         <w:tc>
           <w:tcPr>
-            <w:tcW w:type="dxa" w:w="3095"/>
+            <w:tcW w:type="dxa" w:w="3523"/>
             <w:tcBorders>
               <w:top w:val="single" w:color="BFC9D6" w:sz="4"/>
               <w:left w:val="single" w:color="BFC9D6" w:sz="4"/>
@@ -20918,7 +21010,7 @@
         </w:tc>
         <w:tc>
           <w:tcPr>
-            <w:tcW w:type="dxa" w:w="984"/>
+            <w:tcW w:type="dxa" w:w="971"/>
             <w:tcBorders>
               <w:top w:val="single" w:color="BFC9D6" w:sz="4"/>
               <w:left w:val="single" w:color="BFC9D6" w:sz="4"/>
@@ -20955,7 +21047,7 @@
         </w:tc>
         <w:tc>
           <w:tcPr>
-            <w:tcW w:type="dxa" w:w="2027"/>
+            <w:tcW w:type="dxa" w:w="1857"/>
             <w:tcBorders>
               <w:top w:val="single" w:color="BFC9D6" w:sz="4"/>
               <w:left w:val="single" w:color="BFC9D6" w:sz="4"/>
@@ -20997,7 +21089,7 @@
         </w:trPr>
         <w:tc>
           <w:tcPr>
-            <w:tcW w:type="dxa" w:w="984"/>
+            <w:tcW w:type="dxa" w:w="971"/>
             <w:tcBorders>
               <w:top w:val="single" w:color="BFC9D6" w:sz="4"/>
               <w:left w:val="single" w:color="BFC9D6" w:sz="4"/>
@@ -21033,7 +21125,7 @@
         </w:tc>
         <w:tc>
           <w:tcPr>
-            <w:tcW w:type="dxa" w:w="2774"/>
+            <w:tcW w:type="dxa" w:w="2542"/>
             <w:tcBorders>
               <w:top w:val="single" w:color="BFC9D6" w:sz="4"/>
               <w:left w:val="single" w:color="BFC9D6" w:sz="4"/>
@@ -21093,7 +21185,7 @@
         </w:tc>
         <w:tc>
           <w:tcPr>
-            <w:tcW w:type="dxa" w:w="3095"/>
+            <w:tcW w:type="dxa" w:w="3523"/>
             <w:tcBorders>
               <w:top w:val="single" w:color="BFC9D6" w:sz="4"/>
               <w:left w:val="single" w:color="BFC9D6" w:sz="4"/>
@@ -21129,7 +21221,7 @@
         </w:tc>
         <w:tc>
           <w:tcPr>
-            <w:tcW w:type="dxa" w:w="984"/>
+            <w:tcW w:type="dxa" w:w="971"/>
             <w:tcBorders>
               <w:top w:val="single" w:color="BFC9D6" w:sz="4"/>
               <w:left w:val="single" w:color="BFC9D6" w:sz="4"/>
@@ -21165,7 +21257,7 @@
         </w:tc>
         <w:tc>
           <w:tcPr>
-            <w:tcW w:type="dxa" w:w="2027"/>
+            <w:tcW w:type="dxa" w:w="1857"/>
             <w:tcBorders>
               <w:top w:val="single" w:color="BFC9D6" w:sz="4"/>
               <w:left w:val="single" w:color="BFC9D6" w:sz="4"/>
@@ -21206,7 +21298,7 @@
         </w:trPr>
         <w:tc>
           <w:tcPr>
-            <w:tcW w:type="dxa" w:w="984"/>
+            <w:tcW w:type="dxa" w:w="971"/>
             <w:tcBorders>
               <w:top w:val="single" w:color="BFC9D6" w:sz="4"/>
               <w:left w:val="single" w:color="BFC9D6" w:sz="4"/>
@@ -21243,7 +21335,7 @@
         </w:tc>
         <w:tc>
           <w:tcPr>
-            <w:tcW w:type="dxa" w:w="2774"/>
+            <w:tcW w:type="dxa" w:w="2542"/>
             <w:tcBorders>
               <w:top w:val="single" w:color="BFC9D6" w:sz="4"/>
               <w:left w:val="single" w:color="BFC9D6" w:sz="4"/>
@@ -21280,7 +21372,7 @@
         </w:tc>
         <w:tc>
           <w:tcPr>
-            <w:tcW w:type="dxa" w:w="3095"/>
+            <w:tcW w:type="dxa" w:w="3523"/>
             <w:tcBorders>
               <w:top w:val="single" w:color="BFC9D6" w:sz="4"/>
               <w:left w:val="single" w:color="BFC9D6" w:sz="4"/>
@@ -21326,7 +21418,7 @@
         </w:tc>
         <w:tc>
           <w:tcPr>
-            <w:tcW w:type="dxa" w:w="984"/>
+            <w:tcW w:type="dxa" w:w="971"/>
             <w:tcBorders>
               <w:top w:val="single" w:color="BFC9D6" w:sz="4"/>
               <w:left w:val="single" w:color="BFC9D6" w:sz="4"/>
@@ -21363,7 +21455,7 @@
         </w:tc>
         <w:tc>
           <w:tcPr>
-            <w:tcW w:type="dxa" w:w="2027"/>
+            <w:tcW w:type="dxa" w:w="1857"/>
             <w:tcBorders>
               <w:top w:val="single" w:color="BFC9D6" w:sz="4"/>
               <w:left w:val="single" w:color="BFC9D6" w:sz="4"/>
@@ -21405,7 +21497,7 @@
         </w:trPr>
         <w:tc>
           <w:tcPr>
-            <w:tcW w:type="dxa" w:w="984"/>
+            <w:tcW w:type="dxa" w:w="971"/>
             <w:tcBorders>
               <w:top w:val="single" w:color="BFC9D6" w:sz="4"/>
               <w:left w:val="single" w:color="BFC9D6" w:sz="4"/>
@@ -21441,7 +21533,7 @@
         </w:tc>
         <w:tc>
           <w:tcPr>
-            <w:tcW w:type="dxa" w:w="2774"/>
+            <w:tcW w:type="dxa" w:w="2542"/>
             <w:tcBorders>
               <w:top w:val="single" w:color="BFC9D6" w:sz="4"/>
               <w:left w:val="single" w:color="BFC9D6" w:sz="4"/>
@@ -21477,7 +21569,7 @@
         </w:tc>
         <w:tc>
           <w:tcPr>
-            <w:tcW w:type="dxa" w:w="3095"/>
+            <w:tcW w:type="dxa" w:w="3523"/>
             <w:tcBorders>
               <w:top w:val="single" w:color="BFC9D6" w:sz="4"/>
               <w:left w:val="single" w:color="BFC9D6" w:sz="4"/>
@@ -21516,13 +21608,81 @@
                 <w:szCs w:val="18"/>
                 <w:rtl/>
               </w:rPr>
-              <w:t xml:space="preserve"> معتمد من المالك (2026-10-12): نعم لـ TM فقط، بتأكيد مكتوب من البنك مرفق وسبب</w:t>
-            </w:r>
-          </w:p>
-        </w:tc>
-        <w:tc>
-          <w:tcPr>
-            <w:tcW w:type="dxa" w:w="984"/>
+              <w:t xml:space="preserve"> معتمد من المالك (2026-10-12): نعم لـ TM فقط، بتأكيد مكتوب من البنك مرفق وسبب. </w:t>
+            </w:r>
+            <w:r>
+              <w:rPr>
+                <w:rFonts w:ascii="Segoe UI Emoji" w:cs="Segoe UI Emoji" w:eastAsia="Segoe UI Emoji" w:hAnsi="Segoe UI Emoji"/>
+                <w:sz w:val="18"/>
+                <w:szCs w:val="18"/>
+                <w:rtl/>
+              </w:rPr>
+              <w:t xml:space="preserve">✅</w:t>
+            </w:r>
+            <w:r>
+              <w:rPr>
+                <w:rFonts w:ascii="Arial" w:cs="Arial" w:eastAsia="Arial" w:hAnsi="Arial"/>
+                <w:b w:val="false"/>
+                <w:bCs w:val="false"/>
+                <w:sz w:val="18"/>
+                <w:szCs w:val="18"/>
+                <w:rtl/>
+              </w:rPr>
+              <w:t xml:space="preserve"> منفّذ (2026-10-18، B7e): </w:t>
+            </w:r>
+            <w:r>
+              <w:rPr>
+                <w:rFonts w:ascii="Courier New" w:cs="Courier New" w:eastAsia="Courier New" w:hAnsi="Courier New"/>
+                <w:b w:val="false"/>
+                <w:bCs w:val="false"/>
+                <w:color w:val="1F2937"/>
+                <w:sz w:val="16"/>
+                <w:szCs w:val="16"/>
+                <w:shd w:fill="F1F3F5" w:color="auto" w:val="clear"/>
+                <w:rtl/>
+              </w:rPr>
+              <w:t xml:space="preserve">‎lc.LcAmendment.WithdrawalDocumentId‎</w:t>
+            </w:r>
+            <w:r>
+              <w:rPr>
+                <w:rFonts w:ascii="Arial" w:cs="Arial" w:eastAsia="Arial" w:hAnsi="Arial"/>
+                <w:b w:val="false"/>
+                <w:bCs w:val="false"/>
+                <w:sz w:val="18"/>
+                <w:szCs w:val="18"/>
+                <w:rtl/>
+              </w:rPr>
+              <w:t xml:space="preserve">، وسحب تعديل له </w:t>
+            </w:r>
+            <w:r>
+              <w:rPr>
+                <w:rFonts w:ascii="Courier New" w:cs="Courier New" w:eastAsia="Courier New" w:hAnsi="Courier New"/>
+                <w:b w:val="false"/>
+                <w:bCs w:val="false"/>
+                <w:color w:val="1F2937"/>
+                <w:sz w:val="16"/>
+                <w:szCs w:val="16"/>
+                <w:shd w:fill="F1F3F5" w:color="auto" w:val="clear"/>
+                <w:rtl/>
+              </w:rPr>
+              <w:t xml:space="preserve">‎BankIssuedOn‎</w:t>
+            </w:r>
+            <w:r>
+              <w:rPr>
+                <w:rFonts w:ascii="Arial" w:cs="Arial" w:eastAsia="Arial" w:hAnsi="Arial"/>
+                <w:b w:val="false"/>
+                <w:bCs w:val="false"/>
+                <w:sz w:val="18"/>
+                <w:szCs w:val="18"/>
+                <w:rtl/>
+              </w:rPr>
+              <w:t xml:space="preserve"> يستلزم الوثيقة والسبب (SR3)؛ وقصره على TM يفحصه التطبيق</w:t>
+            </w:r>
+          </w:p>
+        </w:tc>
+        <w:tc>
+          <w:tcPr>
+            <w:tcW w:type="dxa" w:w="971"/>
             <w:tcBorders>
               <w:top w:val="single" w:color="BFC9D6" w:sz="4"/>
               <w:left w:val="single" w:color="BFC9D6" w:sz="4"/>
@@ -21558,7 +21718,7 @@
         </w:tc>
         <w:tc>
           <w:tcPr>
-            <w:tcW w:type="dxa" w:w="2027"/>
+            <w:tcW w:type="dxa" w:w="1857"/>
             <w:tcBorders>
               <w:top w:val="single" w:color="BFC9D6" w:sz="4"/>
               <w:left w:val="single" w:color="BFC9D6" w:sz="4"/>
@@ -21612,7 +21772,7 @@
         </w:trPr>
         <w:tc>
           <w:tcPr>
-            <w:tcW w:type="dxa" w:w="984"/>
+            <w:tcW w:type="dxa" w:w="971"/>
             <w:tcBorders>
               <w:top w:val="single" w:color="BFC9D6" w:sz="4"/>
               <w:left w:val="single" w:color="BFC9D6" w:sz="4"/>
@@ -21649,7 +21809,7 @@
         </w:tc>
         <w:tc>
           <w:tcPr>
-            <w:tcW w:type="dxa" w:w="2774"/>
+            <w:tcW w:type="dxa" w:w="2542"/>
             <w:tcBorders>
               <w:top w:val="single" w:color="BFC9D6" w:sz="4"/>
               <w:left w:val="single" w:color="BFC9D6" w:sz="4"/>
@@ -21686,7 +21846,7 @@
         </w:tc>
         <w:tc>
           <w:tcPr>
-            <w:tcW w:type="dxa" w:w="3095"/>
+            <w:tcW w:type="dxa" w:w="3523"/>
             <w:tcBorders>
               <w:top w:val="single" w:color="BFC9D6" w:sz="4"/>
               <w:left w:val="single" w:color="BFC9D6" w:sz="4"/>
@@ -21745,7 +21905,7 @@
         </w:tc>
         <w:tc>
           <w:tcPr>
-            <w:tcW w:type="dxa" w:w="984"/>
+            <w:tcW w:type="dxa" w:w="971"/>
             <w:tcBorders>
               <w:top w:val="single" w:color="BFC9D6" w:sz="4"/>
               <w:left w:val="single" w:color="BFC9D6" w:sz="4"/>
@@ -21782,7 +21942,7 @@
         </w:tc>
         <w:tc>
           <w:tcPr>
-            <w:tcW w:type="dxa" w:w="2027"/>
+            <w:tcW w:type="dxa" w:w="1857"/>
             <w:tcBorders>
               <w:top w:val="single" w:color="BFC9D6" w:sz="4"/>
               <w:left w:val="single" w:color="BFC9D6" w:sz="4"/>
@@ -21826,7 +21986,7 @@
         </w:trPr>
         <w:tc>
           <w:tcPr>
-            <w:tcW w:type="dxa" w:w="984"/>
+            <w:tcW w:type="dxa" w:w="971"/>
             <w:tcBorders>
               <w:top w:val="single" w:color="BFC9D6" w:sz="4"/>
               <w:left w:val="single" w:color="BFC9D6" w:sz="4"/>
@@ -21862,7 +22022,7 @@
         </w:tc>
         <w:tc>
           <w:tcPr>
-            <w:tcW w:type="dxa" w:w="2774"/>
+            <w:tcW w:type="dxa" w:w="2542"/>
             <w:tcBorders>
               <w:top w:val="single" w:color="BFC9D6" w:sz="4"/>
               <w:left w:val="single" w:color="BFC9D6" w:sz="4"/>
@@ -21922,7 +22082,7 @@
         </w:tc>
         <w:tc>
           <w:tcPr>
-            <w:tcW w:type="dxa" w:w="3095"/>
+            <w:tcW w:type="dxa" w:w="3523"/>
             <w:tcBorders>
               <w:top w:val="single" w:color="BFC9D6" w:sz="4"/>
               <w:left w:val="single" w:color="BFC9D6" w:sz="4"/>
@@ -21958,7 +22118,7 @@
         </w:tc>
         <w:tc>
           <w:tcPr>
-            <w:tcW w:type="dxa" w:w="984"/>
+            <w:tcW w:type="dxa" w:w="971"/>
             <w:tcBorders>
               <w:top w:val="single" w:color="BFC9D6" w:sz="4"/>
               <w:left w:val="single" w:color="BFC9D6" w:sz="4"/>
@@ -21994,7 +22154,7 @@
         </w:tc>
         <w:tc>
           <w:tcPr>
-            <w:tcW w:type="dxa" w:w="2027"/>
+            <w:tcW w:type="dxa" w:w="1857"/>
             <w:tcBorders>
               <w:top w:val="single" w:color="BFC9D6" w:sz="4"/>
               <w:left w:val="single" w:color="BFC9D6" w:sz="4"/>
@@ -22035,7 +22195,7 @@
         </w:trPr>
         <w:tc>
           <w:tcPr>
-            <w:tcW w:type="dxa" w:w="984"/>
+            <w:tcW w:type="dxa" w:w="971"/>
             <w:tcBorders>
               <w:top w:val="single" w:color="BFC9D6" w:sz="4"/>
               <w:left w:val="single" w:color="BFC9D6" w:sz="4"/>
@@ -22072,7 +22232,7 @@
         </w:tc>
         <w:tc>
           <w:tcPr>
-            <w:tcW w:type="dxa" w:w="2774"/>
+            <w:tcW w:type="dxa" w:w="2542"/>
             <w:tcBorders>
               <w:top w:val="single" w:color="BFC9D6" w:sz="4"/>
               <w:left w:val="single" w:color="BFC9D6" w:sz="4"/>
@@ -22109,7 +22269,7 @@
         </w:tc>
         <w:tc>
           <w:tcPr>
-            <w:tcW w:type="dxa" w:w="3095"/>
+            <w:tcW w:type="dxa" w:w="3523"/>
             <w:tcBorders>
               <w:top w:val="single" w:color="BFC9D6" w:sz="4"/>
               <w:left w:val="single" w:color="BFC9D6" w:sz="4"/>
@@ -22155,7 +22315,7 @@
         </w:tc>
         <w:tc>
           <w:tcPr>
-            <w:tcW w:type="dxa" w:w="984"/>
+            <w:tcW w:type="dxa" w:w="971"/>
             <w:tcBorders>
               <w:top w:val="single" w:color="BFC9D6" w:sz="4"/>
               <w:left w:val="single" w:color="BFC9D6" w:sz="4"/>
@@ -22192,7 +22352,7 @@
         </w:tc>
         <w:tc>
           <w:tcPr>
-            <w:tcW w:type="dxa" w:w="2027"/>
+            <w:tcW w:type="dxa" w:w="1857"/>
             <w:tcBorders>
               <w:top w:val="single" w:color="BFC9D6" w:sz="4"/>
               <w:left w:val="single" w:color="BFC9D6" w:sz="4"/>
@@ -22247,7 +22407,7 @@
         </w:trPr>
         <w:tc>
           <w:tcPr>
-            <w:tcW w:type="dxa" w:w="984"/>
+            <w:tcW w:type="dxa" w:w="971"/>
             <w:tcBorders>
               <w:top w:val="single" w:color="BFC9D6" w:sz="4"/>
               <w:left w:val="single" w:color="BFC9D6" w:sz="4"/>
@@ -22283,7 +22443,7 @@
         </w:tc>
         <w:tc>
           <w:tcPr>
-            <w:tcW w:type="dxa" w:w="2774"/>
+            <w:tcW w:type="dxa" w:w="2542"/>
             <w:tcBorders>
               <w:top w:val="single" w:color="BFC9D6" w:sz="4"/>
               <w:left w:val="single" w:color="BFC9D6" w:sz="4"/>
@@ -22319,7 +22479,7 @@
         </w:tc>
         <w:tc>
           <w:tcPr>
-            <w:tcW w:type="dxa" w:w="3095"/>
+            <w:tcW w:type="dxa" w:w="3523"/>
             <w:tcBorders>
               <w:top w:val="single" w:color="BFC9D6" w:sz="4"/>
               <w:left w:val="single" w:color="BFC9D6" w:sz="4"/>
@@ -22436,7 +22596,7 @@
         </w:tc>
         <w:tc>
           <w:tcPr>
-            <w:tcW w:type="dxa" w:w="984"/>
+            <w:tcW w:type="dxa" w:w="971"/>
             <w:tcBorders>
               <w:top w:val="single" w:color="BFC9D6" w:sz="4"/>
               <w:left w:val="single" w:color="BFC9D6" w:sz="4"/>
@@ -22472,7 +22632,7 @@
         </w:tc>
         <w:tc>
           <w:tcPr>
-            <w:tcW w:type="dxa" w:w="2027"/>
+            <w:tcW w:type="dxa" w:w="1857"/>
             <w:tcBorders>
               <w:top w:val="single" w:color="BFC9D6" w:sz="4"/>
               <w:left w:val="single" w:color="BFC9D6" w:sz="4"/>
@@ -22513,7 +22673,7 @@
         </w:trPr>
         <w:tc>
           <w:tcPr>
-            <w:tcW w:type="dxa" w:w="984"/>
+            <w:tcW w:type="dxa" w:w="971"/>
             <w:tcBorders>
               <w:top w:val="single" w:color="BFC9D6" w:sz="4"/>
               <w:left w:val="single" w:color="BFC9D6" w:sz="4"/>
@@ -22550,7 +22710,7 @@
         </w:tc>
         <w:tc>
           <w:tcPr>
-            <w:tcW w:type="dxa" w:w="2774"/>
+            <w:tcW w:type="dxa" w:w="2542"/>
             <w:tcBorders>
               <w:top w:val="single" w:color="BFC9D6" w:sz="4"/>
               <w:left w:val="single" w:color="BFC9D6" w:sz="4"/>
@@ -22587,7 +22747,7 @@
         </w:tc>
         <w:tc>
           <w:tcPr>
-            <w:tcW w:type="dxa" w:w="3095"/>
+            <w:tcW w:type="dxa" w:w="3523"/>
             <w:tcBorders>
               <w:top w:val="single" w:color="BFC9D6" w:sz="4"/>
               <w:left w:val="single" w:color="BFC9D6" w:sz="4"/>
@@ -22624,7 +22784,7 @@
         </w:tc>
         <w:tc>
           <w:tcPr>
-            <w:tcW w:type="dxa" w:w="984"/>
+            <w:tcW w:type="dxa" w:w="971"/>
             <w:tcBorders>
               <w:top w:val="single" w:color="BFC9D6" w:sz="4"/>
               <w:left w:val="single" w:color="BFC9D6" w:sz="4"/>
@@ -22661,7 +22821,7 @@
         </w:tc>
         <w:tc>
           <w:tcPr>
-            <w:tcW w:type="dxa" w:w="2027"/>
+            <w:tcW w:type="dxa" w:w="1857"/>
             <w:tcBorders>
               <w:top w:val="single" w:color="BFC9D6" w:sz="4"/>
               <w:left w:val="single" w:color="BFC9D6" w:sz="4"/>
@@ -22703,7 +22863,7 @@
         </w:trPr>
         <w:tc>
           <w:tcPr>
-            <w:tcW w:type="dxa" w:w="984"/>
+            <w:tcW w:type="dxa" w:w="971"/>
             <w:tcBorders>
               <w:top w:val="single" w:color="BFC9D6" w:sz="4"/>
               <w:left w:val="single" w:color="BFC9D6" w:sz="4"/>
@@ -22739,7 +22899,7 @@
         </w:tc>
         <w:tc>
           <w:tcPr>
-            <w:tcW w:type="dxa" w:w="2774"/>
+            <w:tcW w:type="dxa" w:w="2542"/>
             <w:tcBorders>
               <w:top w:val="single" w:color="BFC9D6" w:sz="4"/>
               <w:left w:val="single" w:color="BFC9D6" w:sz="4"/>
@@ -22775,7 +22935,7 @@
         </w:tc>
         <w:tc>
           <w:tcPr>
-            <w:tcW w:type="dxa" w:w="3095"/>
+            <w:tcW w:type="dxa" w:w="3523"/>
             <w:tcBorders>
               <w:top w:val="single" w:color="BFC9D6" w:sz="4"/>
               <w:left w:val="single" w:color="BFC9D6" w:sz="4"/>
@@ -22833,7 +22993,7 @@
         </w:tc>
         <w:tc>
           <w:tcPr>
-            <w:tcW w:type="dxa" w:w="984"/>
+            <w:tcW w:type="dxa" w:w="971"/>
             <w:tcBorders>
               <w:top w:val="single" w:color="BFC9D6" w:sz="4"/>
               <w:left w:val="single" w:color="BFC9D6" w:sz="4"/>
@@ -22869,7 +23029,7 @@
         </w:tc>
         <w:tc>
           <w:tcPr>
-            <w:tcW w:type="dxa" w:w="2027"/>
+            <w:tcW w:type="dxa" w:w="1857"/>
             <w:tcBorders>
               <w:top w:val="single" w:color="BFC9D6" w:sz="4"/>
               <w:left w:val="single" w:color="BFC9D6" w:sz="4"/>
@@ -22910,7 +23070,7 @@
         </w:trPr>
         <w:tc>
           <w:tcPr>
-            <w:tcW w:type="dxa" w:w="984"/>
+            <w:tcW w:type="dxa" w:w="971"/>
             <w:tcBorders>
               <w:top w:val="single" w:color="BFC9D6" w:sz="4"/>
               <w:left w:val="single" w:color="BFC9D6" w:sz="4"/>
@@ -22947,7 +23107,7 @@
         </w:tc>
         <w:tc>
           <w:tcPr>
-            <w:tcW w:type="dxa" w:w="2774"/>
+            <w:tcW w:type="dxa" w:w="2542"/>
             <w:tcBorders>
               <w:top w:val="single" w:color="BFC9D6" w:sz="4"/>
               <w:left w:val="single" w:color="BFC9D6" w:sz="4"/>
@@ -22984,7 +23144,7 @@
         </w:tc>
         <w:tc>
           <w:tcPr>
-            <w:tcW w:type="dxa" w:w="3095"/>
+            <w:tcW w:type="dxa" w:w="3523"/>
             <w:tcBorders>
               <w:top w:val="single" w:color="BFC9D6" w:sz="4"/>
               <w:left w:val="single" w:color="BFC9D6" w:sz="4"/>
@@ -23102,7 +23262,7 @@
         </w:tc>
         <w:tc>
           <w:tcPr>
-            <w:tcW w:type="dxa" w:w="984"/>
+            <w:tcW w:type="dxa" w:w="971"/>
             <w:tcBorders>
               <w:top w:val="single" w:color="BFC9D6" w:sz="4"/>
               <w:left w:val="single" w:color="BFC9D6" w:sz="4"/>
@@ -23139,7 +23299,7 @@
         </w:tc>
         <w:tc>
           <w:tcPr>
-            <w:tcW w:type="dxa" w:w="2027"/>
+            <w:tcW w:type="dxa" w:w="1857"/>
             <w:tcBorders>
               <w:top w:val="single" w:color="BFC9D6" w:sz="4"/>
               <w:left w:val="single" w:color="BFC9D6" w:sz="4"/>
@@ -23183,7 +23343,7 @@
         </w:trPr>
         <w:tc>
           <w:tcPr>
-            <w:tcW w:type="dxa" w:w="984"/>
+            <w:tcW w:type="dxa" w:w="971"/>
             <w:tcBorders>
               <w:top w:val="single" w:color="BFC9D6" w:sz="4"/>
               <w:left w:val="single" w:color="BFC9D6" w:sz="4"/>
@@ -23219,7 +23379,7 @@
         </w:tc>
         <w:tc>
           <w:tcPr>
-            <w:tcW w:type="dxa" w:w="2774"/>
+            <w:tcW w:type="dxa" w:w="2542"/>
             <w:tcBorders>
               <w:top w:val="single" w:color="BFC9D6" w:sz="4"/>
               <w:left w:val="single" w:color="BFC9D6" w:sz="4"/>
@@ -23255,7 +23415,7 @@
         </w:tc>
         <w:tc>
           <w:tcPr>
-            <w:tcW w:type="dxa" w:w="3095"/>
+            <w:tcW w:type="dxa" w:w="3523"/>
             <w:tcBorders>
               <w:top w:val="single" w:color="BFC9D6" w:sz="4"/>
               <w:left w:val="single" w:color="BFC9D6" w:sz="4"/>
@@ -23291,7 +23451,7 @@
         </w:tc>
         <w:tc>
           <w:tcPr>
-            <w:tcW w:type="dxa" w:w="984"/>
+            <w:tcW w:type="dxa" w:w="971"/>
             <w:tcBorders>
               <w:top w:val="single" w:color="BFC9D6" w:sz="4"/>
               <w:left w:val="single" w:color="BFC9D6" w:sz="4"/>
@@ -23327,7 +23487,7 @@
         </w:tc>
         <w:tc>
           <w:tcPr>
-            <w:tcW w:type="dxa" w:w="2027"/>
+            <w:tcW w:type="dxa" w:w="1857"/>
             <w:tcBorders>
               <w:top w:val="single" w:color="BFC9D6" w:sz="4"/>
               <w:left w:val="single" w:color="BFC9D6" w:sz="4"/>
@@ -23680,7 +23840,27 @@
           <w:szCs w:val="21"/>
           <w:rtl/>
         </w:rPr>
-        <w:t xml:space="preserve"> 14:536 يسمح بـ WITHDRAWN من BANK_ISSUED بلا شرط. فهمنا الهندسي للمادة 10 أن البنك ملتزم من وقت الإصدار (§9، غير مُتحقَّق). DQ-F12-7.</w:t>
+        <w:t xml:space="preserve"> 14:536 يسمح بـ WITHDRAWN من BANK_ISSUED بلا شرط. فهمنا الهندسي للمادة 10 أن البنك ملتزم من وقت الإصدار (§9، غير مُتحقَّق). DQ-F12-7. </w:t>
+      </w:r>
+      <w:r>
+        <w:rPr>
+          <w:rFonts w:ascii="Segoe UI Emoji" w:cs="Segoe UI Emoji" w:eastAsia="Segoe UI Emoji" w:hAnsi="Segoe UI Emoji"/>
+          <w:sz w:val="21"/>
+          <w:szCs w:val="21"/>
+          <w:rtl/>
+        </w:rPr>
+        <w:t xml:space="preserve">✅</w:t>
+      </w:r>
+      <w:r>
+        <w:rPr>
+          <w:rFonts w:ascii="Arial" w:cs="Arial" w:eastAsia="Arial" w:hAnsi="Arial"/>
+          <w:b w:val="false"/>
+          <w:bCs w:val="false"/>
+          <w:sz w:val="21"/>
+          <w:szCs w:val="21"/>
+          <w:rtl/>
+        </w:rPr>
+        <w:t xml:space="preserve"> القاعدة اليوم ترفض السحب بعد الإصدار بلا تأكيد البنك المكتوب وسبب (المراجعة الذاتية B7e).</w:t>
       </w:r>
     </w:p>
     <w:p>
